--- a/public/forms/行政/担保人保证书.docx
+++ b/public/forms/行政/担保人保证书.docx
@@ -2,735 +2,209 @@
 <file path=word/document.xml><?xml version="1.0" encoding="utf-8"?>
 <w:document xmlns:wpc="http://schemas.microsoft.com/office/word/2010/wordprocessingCanvas" xmlns:mo="http://schemas.microsoft.com/office/mac/office/2008/main" xmlns:mc="http://schemas.openxmlformats.org/markup-compatibility/2006" xmlns:mv="urn:schemas-microsoft-com:mac:vml" xmlns:o="urn:schemas-microsoft-com:office:office" xmlns:r="http://schemas.openxmlformats.org/officeDocument/2006/relationships" xmlns:m="http://schemas.openxmlformats.org/officeDocument/2006/math" xmlns:v="urn:schemas-microsoft-com:vml" xmlns:wp14="http://schemas.microsoft.com/office/word/2010/wordprocessingDrawing" xmlns:wp="http://schemas.openxmlformats.org/drawingml/2006/wordprocessingDrawing" xmlns:w10="urn:schemas-microsoft-com:office:word" xmlns:w="http://schemas.openxmlformats.org/wordprocessingml/2006/main" xmlns:w14="http://schemas.microsoft.com/office/word/2010/wordml" xmlns:wpg="http://schemas.microsoft.com/office/word/2010/wordprocessingGroup" xmlns:wpi="http://schemas.microsoft.com/office/word/2010/wordprocessingInk" xmlns:wne="http://schemas.microsoft.com/office/word/2006/wordml" xmlns:wps="http://schemas.microsoft.com/office/word/2010/wordprocessingShape" mc:Ignorable="w14 wp14">
   <w:body>
-    <w:tbl>
-      <w:tblPr>
-        <w:tblW w:w="8840" w:type="dxa"/>
-        <w:jc w:val="start"/>
-        <w:tblInd w:w="199" w:type="dxa"/>
-        <w:tblLayout w:type="fixed"/>
-        <w:tblCellMar>
-          <w:top w:w="0" w:type="dxa"/>
-          <w:start w:w="108" w:type="dxa"/>
-          <w:bottom w:w="0" w:type="dxa"/>
-          <w:end w:w="108" w:type="dxa"/>
-        </w:tblCellMar>
-      </w:tblPr>
-      <w:tblGrid>
-        <w:gridCol w:w="8840"/>
-      </w:tblGrid>
-      <w:tr>
-        <w:trPr>
-          <w:trHeight w:val="11485" w:hRule="atLeast"/>
-        </w:trPr>
-        <w:tc>
-          <w:tcPr>
-            <w:tcW w:w="8840" w:type="dxa"/>
-            <w:tcBorders>
-              <w:top w:val="single" w:sz="4" w:space="0" w:color="000000"/>
-              <w:start w:val="single" w:sz="4" w:space="0" w:color="000000"/>
-              <w:bottom w:val="single" w:sz="4" w:space="0" w:color="000000"/>
-              <w:end w:val="single" w:sz="4" w:space="0" w:color="000000"/>
-            </w:tcBorders>
-          </w:tcPr>
-          <w:p>
-            <w:pPr>
-              <w:pStyle w:val="Normal"/>
-              <w:tabs>
-                <w:tab w:val="clear" w:pos="425"/>
-                <w:tab w:val="center" w:pos="4419" w:leader="none"/>
-                <w:tab w:val="left" w:pos="6512" w:leader="none"/>
-              </w:tabs>
-              <w:spacing w:lineRule="exact" w:line="440"/>
-              <w:jc w:val="start"/>
-              <w:rPr>
-                <w:rFonts w:ascii="方正小标宋简体;黑体" w:hAnsi="方正小标宋简体;黑体" w:eastAsia="方正小标宋简体;黑体" w:hint="eastAsia"/>
-                <w:sz w:val="44"/>
-                <w:szCs w:val="44"/>
-              </w:rPr>
-            </w:pPr>
-            <w:r>
-              <w:rPr>
-                <w:rFonts w:eastAsia="方正小标宋简体;黑体" w:hint="eastAsia" w:ascii="方正小标宋简体;黑体" w:hAnsi="方正小标宋简体;黑体"/>
-                <w:sz w:val="44"/>
-                <w:szCs w:val="44"/>
-              </w:rPr>
-              <w:tab/>
-            </w:r>
-          </w:p>
-          <w:p>
-            <w:pPr>
-              <w:pStyle w:val="Normal"/>
-              <w:tabs>
-                <w:tab w:val="clear" w:pos="425"/>
-                <w:tab w:val="center" w:pos="4419" w:leader="none"/>
-                <w:tab w:val="left" w:pos="6512" w:leader="none"/>
-              </w:tabs>
-              <w:spacing w:lineRule="exact" w:line="440"/>
-              <w:jc w:val="center"/>
-              <w:rPr>
-                <w:rFonts w:ascii="方正小标宋简体;黑体" w:hAnsi="方正小标宋简体;黑体" w:eastAsia="方正小标宋简体;黑体" w:hint="eastAsia"/>
-                <w:sz w:val="44"/>
-                <w:szCs w:val="44"/>
-              </w:rPr>
-            </w:pPr>
-            <w:r>
-              <w:rPr>
-                <w:rFonts w:ascii="方正小标宋简体;黑体" w:hAnsi="方正小标宋简体;黑体" w:hint="eastAsia" w:eastAsia="方正小标宋简体;黑体"/>
-                <w:sz w:val="44"/>
-                <w:szCs w:val="44"/>
-              </w:rPr>
-              <w:t>担 保 人 保 证 书</w:t>
-            </w:r>
-          </w:p>
-          <w:p>
-            <w:pPr>
-              <w:pStyle w:val="Normal"/>
-              <w:tabs>
-                <w:tab w:val="clear" w:pos="425"/>
-                <w:tab w:val="center" w:pos="4419" w:leader="none"/>
-                <w:tab w:val="left" w:pos="6512" w:leader="none"/>
-              </w:tabs>
-              <w:spacing w:lineRule="exact" w:line="440"/>
-              <w:jc w:val="start"/>
-              <w:rPr>
-                <w:rFonts w:ascii="方正小标宋简体;黑体" w:hAnsi="方正小标宋简体;黑体" w:eastAsia="黑体" w:hint="eastAsia"/>
-                <w:sz w:val="36"/>
-                <w:szCs w:val="44"/>
-              </w:rPr>
-            </w:pPr>
-            <w:r>
-              <w:rPr>
-                <w:rFonts w:eastAsia="黑体" w:hint="eastAsia" w:ascii="方正小标宋简体;黑体" w:hAnsi="方正小标宋简体;黑体"/>
-                <w:sz w:val="36"/>
-                <w:szCs w:val="44"/>
-              </w:rPr>
-            </w:r>
-          </w:p>
-          <w:p>
-            <w:pPr>
-              <w:pStyle w:val="Style19"/>
-              <w:numPr>
-                <w:ilvl w:val="0"/>
-                <w:numId w:val="0"/>
-              </w:numPr>
-              <w:spacing w:lineRule="exact" w:line="440"/>
-              <w:ind w:firstLineChars="200" w:startChars="0" w:start="0" w:endChars="0" w:end="0"/>
-              <w:outlineLvl w:val="0"/>
-              <w:rPr>
-                <w:rFonts w:ascii="仿宋_GB2312;仿宋" w:hAnsi="仿宋_GB2312;仿宋" w:hint="eastAsia"/>
-              </w:rPr>
-            </w:pPr>
-            <w:r>
-              <w:rPr>
-                <w:rFonts w:ascii="仿宋_GB2312;仿宋" w:hAnsi="仿宋_GB2312;仿宋" w:hint="eastAsia"/>
-              </w:rPr>
-              <w:t>担保人</w:t>
-            </w:r>
-            <w:r>
-              <w:rPr>
-                <w:rFonts w:ascii="仿宋_GB2312;仿宋" w:hAnsi="仿宋_GB2312;仿宋" w:hint="eastAsia"/>
-                <w:u w:val="single"/>
-              </w:rPr>
-              <w:t xml:space="preserve">                 </w:t>
-            </w:r>
-            <w:r>
-              <w:rPr>
-                <w:rFonts w:ascii="仿宋_GB2312;仿宋" w:hAnsi="仿宋_GB2312;仿宋" w:hint="eastAsia"/>
-              </w:rPr>
-              <w:t>性别</w:t>
-            </w:r>
-            <w:r>
-              <w:rPr>
-                <w:rFonts w:ascii="仿宋_GB2312;仿宋" w:hAnsi="仿宋_GB2312;仿宋" w:hint="eastAsia"/>
-                <w:u w:val="single"/>
-              </w:rPr>
-              <w:t xml:space="preserve">      </w:t>
-            </w:r>
-            <w:r>
-              <w:rPr>
-                <w:rFonts w:ascii="仿宋_GB2312;仿宋" w:hAnsi="仿宋_GB2312;仿宋" w:hint="eastAsia"/>
-              </w:rPr>
-              <w:t>出生日期</w:t>
-            </w:r>
-            <w:r>
-              <w:rPr>
-                <w:rFonts w:ascii="仿宋_GB2312;仿宋" w:hAnsi="仿宋_GB2312;仿宋" w:hint="eastAsia"/>
-                <w:u w:val="single"/>
-              </w:rPr>
-              <w:t xml:space="preserve">            　</w:t>
-            </w:r>
-          </w:p>
-          <w:p>
-            <w:pPr>
-              <w:pStyle w:val="Normal"/>
-              <w:numPr>
-                <w:ilvl w:val="0"/>
-                <w:numId w:val="0"/>
-              </w:numPr>
-              <w:spacing w:lineRule="exact" w:line="440"/>
-              <w:outlineLvl w:val="0"/>
-              <w:rPr>
-                <w:rFonts w:ascii="仿宋_GB2312;仿宋" w:hAnsi="仿宋_GB2312;仿宋" w:hint="eastAsia"/>
-                <w:u w:val="single"/>
-              </w:rPr>
-            </w:pPr>
-            <w:r>
-              <w:rPr>
-                <w:rFonts w:ascii="仿宋_GB2312;仿宋" w:hAnsi="仿宋_GB2312;仿宋" w:hint="eastAsia"/>
-              </w:rPr>
-              <w:t>工作单位</w:t>
-            </w:r>
-            <w:r>
-              <w:rPr>
-                <w:rFonts w:ascii="仿宋_GB2312;仿宋" w:hAnsi="仿宋_GB2312;仿宋" w:hint="eastAsia"/>
-                <w:u w:val="single"/>
-              </w:rPr>
-              <w:t xml:space="preserve">                              </w:t>
-            </w:r>
-            <w:r>
-              <w:rPr>
-                <w:rFonts w:ascii="仿宋_GB2312;仿宋" w:hAnsi="仿宋_GB2312;仿宋" w:hint="eastAsia"/>
-              </w:rPr>
-              <w:t>职业</w:t>
-            </w:r>
-            <w:r>
-              <w:rPr>
-                <w:rFonts w:ascii="仿宋_GB2312;仿宋" w:hAnsi="仿宋_GB2312;仿宋" w:hint="eastAsia"/>
-                <w:u w:val="single"/>
-              </w:rPr>
-              <w:t xml:space="preserve">                   </w:t>
-            </w:r>
-          </w:p>
-          <w:p>
-            <w:pPr>
-              <w:pStyle w:val="Normal"/>
-              <w:numPr>
-                <w:ilvl w:val="0"/>
-                <w:numId w:val="0"/>
-              </w:numPr>
-              <w:spacing w:lineRule="exact" w:line="440"/>
-              <w:outlineLvl w:val="0"/>
-              <w:rPr>
-                <w:rFonts w:ascii="仿宋_GB2312;仿宋" w:hAnsi="仿宋_GB2312;仿宋" w:hint="eastAsia"/>
-                <w:u w:val="single"/>
-              </w:rPr>
-            </w:pPr>
-            <w:r>
-              <w:rPr>
-                <w:rFonts w:ascii="仿宋_GB2312;仿宋" w:hAnsi="仿宋_GB2312;仿宋" w:hint="eastAsia"/>
-              </w:rPr>
-              <w:t>现住址</w:t>
-            </w:r>
-            <w:r>
-              <w:rPr>
-                <w:rFonts w:ascii="仿宋_GB2312;仿宋" w:hAnsi="仿宋_GB2312;仿宋" w:hint="eastAsia"/>
-                <w:u w:val="single"/>
-              </w:rPr>
-              <w:t xml:space="preserve">                               </w:t>
-            </w:r>
-            <w:r>
-              <w:rPr>
-                <w:rFonts w:ascii="仿宋_GB2312;仿宋" w:hAnsi="仿宋_GB2312;仿宋" w:hint="eastAsia"/>
-              </w:rPr>
-              <w:t>联系电话</w:t>
-            </w:r>
-            <w:r>
-              <w:rPr>
-                <w:rFonts w:ascii="仿宋_GB2312;仿宋" w:hAnsi="仿宋_GB2312;仿宋" w:hint="eastAsia"/>
-                <w:u w:val="single"/>
-              </w:rPr>
-              <w:t xml:space="preserve">                  </w:t>
-            </w:r>
-          </w:p>
-          <w:p>
-            <w:pPr>
-              <w:pStyle w:val="Normal"/>
-              <w:numPr>
-                <w:ilvl w:val="0"/>
-                <w:numId w:val="0"/>
-              </w:numPr>
-              <w:spacing w:lineRule="exact" w:line="440"/>
-              <w:outlineLvl w:val="0"/>
-              <w:rPr>
-                <w:rFonts w:ascii="仿宋_GB2312;仿宋" w:hAnsi="仿宋_GB2312;仿宋" w:hint="eastAsia"/>
-                <w:u w:val="single"/>
-              </w:rPr>
-            </w:pPr>
-            <w:r>
-              <w:rPr>
-                <w:rFonts w:ascii="仿宋_GB2312;仿宋" w:hAnsi="仿宋_GB2312;仿宋" w:hint="eastAsia"/>
-              </w:rPr>
-              <w:t>与被担保人关系</w:t>
-            </w:r>
-            <w:r>
-              <w:rPr>
-                <w:rFonts w:ascii="仿宋_GB2312;仿宋" w:hAnsi="仿宋_GB2312;仿宋" w:hint="eastAsia"/>
-                <w:u w:val="single"/>
-              </w:rPr>
-              <w:t xml:space="preserve">                                                </w:t>
-            </w:r>
-          </w:p>
-          <w:p>
-            <w:pPr>
-              <w:pStyle w:val="Normal"/>
-              <w:numPr>
-                <w:ilvl w:val="0"/>
-                <w:numId w:val="0"/>
-              </w:numPr>
-              <w:spacing w:lineRule="exact" w:line="440"/>
-              <w:ind w:firstLine="585" w:end="0"/>
-              <w:outlineLvl w:val="0"/>
-              <w:rPr>
-                <w:rFonts w:hint="eastAsia"/>
-                <w:u w:val="single"/>
-              </w:rPr>
-            </w:pPr>
-            <w:r>
-              <w:rPr>
-                <w:rFonts w:hint="eastAsia"/>
-              </w:rPr>
-              <w:t>我愿担任违法行为人（被担保人）</w:t>
-            </w:r>
-            <w:r>
-              <w:rPr>
-                <w:rFonts w:hint="eastAsia"/>
-                <w:u w:val="single"/>
-              </w:rPr>
-              <w:t xml:space="preserve">                  </w:t>
-            </w:r>
-            <w:r>
-              <w:rPr>
-                <w:rFonts w:hint="eastAsia"/>
-              </w:rPr>
-              <w:t>的担保人，保证履行以下义务：</w:t>
-            </w:r>
-          </w:p>
-          <w:p>
-            <w:pPr>
-              <w:pStyle w:val="Normal"/>
-              <w:spacing w:lineRule="exact" w:line="440"/>
-              <w:ind w:firstLine="630" w:end="0"/>
-              <w:rPr>
-                <w:rFonts w:ascii="仿宋_GB2312;仿宋" w:hAnsi="仿宋_GB2312;仿宋" w:hint="eastAsia"/>
-              </w:rPr>
-            </w:pPr>
-            <w:r>
-              <w:rPr>
-                <w:rFonts w:ascii="仿宋_GB2312;仿宋" w:hAnsi="仿宋_GB2312;仿宋" w:hint="eastAsia"/>
-              </w:rPr>
-              <w:t>（一）保证被担保人</w:t>
-            </w:r>
-          </w:p>
-          <w:p>
-            <w:pPr>
-              <w:pStyle w:val="Normal"/>
-              <w:spacing w:lineRule="exact" w:line="440"/>
-              <w:ind w:firstLine="630" w:end="0"/>
-              <w:rPr>
-                <w:rFonts w:hint="eastAsia"/>
-              </w:rPr>
-            </w:pPr>
-            <w:r>
-              <w:rPr/>
-              <w:t>1</w:t>
-            </w:r>
-            <w:r>
-              <w:rPr/>
-              <w:t>．</w:t>
-            </w:r>
-            <w:r>
-              <w:rPr>
-                <w:rFonts w:hint="eastAsia"/>
-              </w:rPr>
-              <w:t>未经决定机关批准不得离开所居住的市、县；</w:t>
-            </w:r>
-          </w:p>
-          <w:p>
-            <w:pPr>
-              <w:pStyle w:val="Normal"/>
-              <w:spacing w:lineRule="exact" w:line="440"/>
-              <w:ind w:firstLine="630" w:end="0"/>
-              <w:rPr>
-                <w:rFonts w:hint="eastAsia"/>
-              </w:rPr>
-            </w:pPr>
-            <w:r>
-              <w:rPr>
-                <w:rFonts w:hint="eastAsia"/>
-              </w:rPr>
-              <w:t>2</w:t>
-            </w:r>
-            <w:r>
-              <w:rPr/>
-              <w:t>．</w:t>
-            </w:r>
-            <w:r>
-              <w:rPr>
-                <w:rFonts w:hint="eastAsia"/>
-              </w:rPr>
-              <w:t>住址、工作单位和联系方式发生变动的，在二十四小时以内向决定机关报告；</w:t>
-            </w:r>
-          </w:p>
-          <w:p>
-            <w:pPr>
-              <w:pStyle w:val="Normal"/>
-              <w:spacing w:lineRule="exact" w:line="440"/>
-              <w:ind w:firstLine="630" w:end="0"/>
-              <w:rPr>
-                <w:rFonts w:ascii="仿宋_GB2312;仿宋" w:hAnsi="仿宋_GB2312;仿宋" w:hint="eastAsia"/>
-              </w:rPr>
-            </w:pPr>
-            <w:r>
-              <w:rPr>
-                <w:rFonts w:hint="eastAsia"/>
-              </w:rPr>
-              <w:t>3</w:t>
-            </w:r>
-            <w:r>
-              <w:rPr/>
-              <w:t>．</w:t>
-            </w:r>
-            <w:r>
-              <w:rPr>
-                <w:rFonts w:ascii="仿宋_GB2312;仿宋" w:hAnsi="仿宋_GB2312;仿宋" w:hint="eastAsia"/>
-              </w:rPr>
-              <w:t>在行政复议和行政诉讼中不得干扰证人作证、伪造证据或者串供；</w:t>
-            </w:r>
-          </w:p>
-          <w:p>
-            <w:pPr>
-              <w:pStyle w:val="Normal"/>
-              <w:spacing w:lineRule="exact" w:line="440"/>
-              <w:ind w:firstLine="630" w:end="0"/>
-              <w:rPr>
-                <w:rFonts w:ascii="仿宋_GB2312;仿宋" w:hAnsi="仿宋_GB2312;仿宋" w:hint="eastAsia"/>
-              </w:rPr>
-            </w:pPr>
-            <w:r>
-              <w:rPr>
-                <w:rFonts w:hint="eastAsia"/>
-              </w:rPr>
-              <w:t>4</w:t>
-            </w:r>
-            <w:r>
-              <w:rPr/>
-              <w:t>．</w:t>
-            </w:r>
-            <w:r>
-              <w:rPr>
-                <w:rFonts w:ascii="仿宋_GB2312;仿宋" w:hAnsi="仿宋_GB2312;仿宋" w:hint="eastAsia"/>
-              </w:rPr>
-              <w:t>不得逃避、拒绝或者阻碍处罚的执行。</w:t>
-            </w:r>
-          </w:p>
-          <w:p>
-            <w:pPr>
-              <w:pStyle w:val="Normal"/>
-              <w:spacing w:lineRule="exact" w:line="440"/>
-              <w:ind w:firstLine="630" w:end="0"/>
-              <w:rPr>
-                <w:rFonts w:ascii="仿宋_GB2312;仿宋" w:hAnsi="仿宋_GB2312;仿宋" w:hint="eastAsia"/>
-              </w:rPr>
-            </w:pPr>
-            <w:r>
-              <w:rPr>
-                <w:rFonts w:ascii="仿宋_GB2312;仿宋" w:hAnsi="仿宋_GB2312;仿宋" w:hint="eastAsia"/>
-              </w:rPr>
-              <w:t>（二）发现被担保人伪造证据、串供或者逃跑的，及时向公安机关报告。</w:t>
-            </w:r>
-          </w:p>
-          <w:p>
-            <w:pPr>
-              <w:pStyle w:val="Normal"/>
-              <w:numPr>
-                <w:ilvl w:val="0"/>
-                <w:numId w:val="0"/>
-              </w:numPr>
-              <w:spacing w:lineRule="exact" w:line="440"/>
-              <w:ind w:firstLineChars="200" w:startChars="0" w:start="0" w:endChars="0" w:end="0"/>
-              <w:outlineLvl w:val="0"/>
-              <w:rPr>
-                <w:rFonts w:hint="eastAsia"/>
-              </w:rPr>
-            </w:pPr>
-            <w:r>
-              <w:rPr>
-                <w:rFonts w:hint="eastAsia"/>
-              </w:rPr>
-              <w:t>本人知晓、理解并愿意承担担保人的义务和相应的法律责任。</w:t>
-            </w:r>
-          </w:p>
-          <w:p>
-            <w:pPr>
-              <w:pStyle w:val="Normal"/>
-              <w:numPr>
-                <w:ilvl w:val="0"/>
-                <w:numId w:val="0"/>
-              </w:numPr>
-              <w:spacing w:lineRule="exact" w:line="440"/>
-              <w:outlineLvl w:val="0"/>
-              <w:rPr>
-                <w:rFonts w:hint="eastAsia"/>
-              </w:rPr>
-            </w:pPr>
-            <w:r>
-              <w:rPr>
-                <w:rFonts w:hint="eastAsia"/>
-              </w:rPr>
-              <w:t>　　此致</w:t>
-            </w:r>
-          </w:p>
-          <w:p>
-            <w:pPr>
-              <w:pStyle w:val="Normal"/>
-              <w:numPr>
-                <w:ilvl w:val="0"/>
-                <w:numId w:val="0"/>
-              </w:numPr>
-              <w:spacing w:lineRule="exact" w:line="440"/>
-              <w:outlineLvl w:val="0"/>
-              <w:rPr>
-                <w:rFonts w:hint="eastAsia"/>
-              </w:rPr>
-            </w:pPr>
-            <w:r>
-              <w:rPr>
-                <w:rFonts w:hint="eastAsia" w:eastAsia="黑体"/>
-                <w:u w:val="single"/>
-              </w:rPr>
-              <w:t xml:space="preserve">  </w:t>
-            </w:r>
-            <w:r>
-              <w:rPr>
-                <w:rFonts w:hint="eastAsia" w:eastAsia="黑体"/>
-                <w:u w:val="single"/>
-              </w:rPr>
-              <w:t xml:space="preserve">　              </w:t>
-            </w:r>
-            <w:r>
-              <w:rPr>
-                <w:rFonts w:hint="eastAsia"/>
-              </w:rPr>
-              <w:t>公安（分）局</w:t>
-            </w:r>
-          </w:p>
-          <w:p>
-            <w:pPr>
-              <w:pStyle w:val="Normal"/>
-              <w:numPr>
-                <w:ilvl w:val="0"/>
-                <w:numId w:val="0"/>
-              </w:numPr>
-              <w:spacing w:lineRule="exact" w:line="440"/>
-              <w:outlineLvl w:val="0"/>
-              <w:rPr>
-                <w:rFonts w:hint="eastAsia"/>
-              </w:rPr>
-            </w:pPr>
-            <w:r>
-              <w:rPr>
-                <w:rFonts w:hint="eastAsia"/>
-              </w:rPr>
-            </w:r>
-          </w:p>
-          <w:p>
-            <w:pPr>
-              <w:pStyle w:val="Normal"/>
-              <w:numPr>
-                <w:ilvl w:val="0"/>
-                <w:numId w:val="0"/>
-              </w:numPr>
-              <w:spacing w:lineRule="exact" w:line="440"/>
-              <w:outlineLvl w:val="0"/>
-              <w:rPr>
-                <w:rFonts w:hint="eastAsia"/>
-              </w:rPr>
-            </w:pPr>
-            <w:r>
-              <w:rPr>
-                <w:rFonts w:hint="eastAsia"/>
-              </w:rPr>
-              <w:t xml:space="preserve">                         </w:t>
-            </w:r>
-          </w:p>
-          <w:p>
-            <w:pPr>
-              <w:pStyle w:val="Normal"/>
-              <w:numPr>
-                <w:ilvl w:val="0"/>
-                <w:numId w:val="0"/>
-              </w:numPr>
-              <w:spacing w:lineRule="exact" w:line="440"/>
-              <w:outlineLvl w:val="0"/>
-              <w:rPr>
-                <w:rFonts w:hint="eastAsia"/>
-              </w:rPr>
-            </w:pPr>
-            <w:r>
-              <w:rPr>
-                <w:rFonts w:hint="eastAsia"/>
-              </w:rPr>
-            </w:r>
-          </w:p>
-          <w:p>
-            <w:pPr>
-              <w:pStyle w:val="Normal"/>
-              <w:numPr>
-                <w:ilvl w:val="0"/>
-                <w:numId w:val="0"/>
-              </w:numPr>
-              <w:spacing w:lineRule="exact" w:line="440"/>
-              <w:outlineLvl w:val="0"/>
-              <w:rPr>
-                <w:rFonts w:hint="eastAsia"/>
-              </w:rPr>
-            </w:pPr>
-            <w:r>
-              <w:rPr>
-                <w:rFonts w:hint="eastAsia"/>
-              </w:rPr>
-            </w:r>
-          </w:p>
-          <w:p>
-            <w:pPr>
-              <w:pStyle w:val="Normal"/>
-              <w:numPr>
-                <w:ilvl w:val="0"/>
-                <w:numId w:val="0"/>
-              </w:numPr>
-              <w:spacing w:lineRule="exact" w:line="440"/>
-              <w:outlineLvl w:val="0"/>
-              <w:rPr>
-                <w:rFonts w:hint="eastAsia"/>
-              </w:rPr>
-            </w:pPr>
-            <w:r>
-              <w:rPr>
-                <w:rFonts w:hint="eastAsia"/>
-              </w:rPr>
-              <w:t>被担保人　                     担保人</w:t>
-            </w:r>
-          </w:p>
-          <w:p>
-            <w:pPr>
-              <w:pStyle w:val="Normal"/>
-              <w:numPr>
-                <w:ilvl w:val="0"/>
-                <w:numId w:val="0"/>
-              </w:numPr>
-              <w:spacing w:lineRule="exact" w:line="440"/>
-              <w:ind w:end="1184"/>
-              <w:outlineLvl w:val="0"/>
-              <w:rPr>
-                <w:rFonts w:hint="eastAsia"/>
-              </w:rPr>
-            </w:pPr>
-            <w:r>
-              <w:rPr>
-                <w:rFonts w:hint="eastAsia"/>
-              </w:rPr>
-              <w:t xml:space="preserve">        </w:t>
-            </w:r>
-            <w:r>
-              <w:rPr>
-                <w:rFonts w:hint="eastAsia"/>
-              </w:rPr>
-              <w:t xml:space="preserve">年  月  日                   年  月  日          </w:t>
-            </w:r>
-          </w:p>
-          <w:p>
-            <w:pPr>
-              <w:pStyle w:val="Normal"/>
-              <w:numPr>
-                <w:ilvl w:val="0"/>
-                <w:numId w:val="0"/>
-              </w:numPr>
-              <w:spacing w:lineRule="exact" w:line="440"/>
-              <w:outlineLvl w:val="0"/>
-              <w:rPr>
-                <w:rFonts w:eastAsia="华康简标题宋;宋体" w:hint="eastAsia"/>
-                <w:sz w:val="44"/>
-              </w:rPr>
-            </w:pPr>
-            <w:r>
-              <w:rPr>
-                <w:rFonts w:eastAsia="华康简标题宋;宋体" w:hint="eastAsia"/>
-                <w:sz w:val="44"/>
-              </w:rPr>
-            </w:r>
-          </w:p>
-          <w:p>
-            <w:pPr>
-              <w:pStyle w:val="Normal"/>
-              <w:numPr>
-                <w:ilvl w:val="0"/>
-                <w:numId w:val="0"/>
-              </w:numPr>
-              <w:spacing w:lineRule="exact" w:line="440"/>
-              <w:outlineLvl w:val="0"/>
-              <w:rPr>
-                <w:rFonts w:eastAsia="华康简标题宋;宋体" w:hint="eastAsia"/>
-                <w:sz w:val="44"/>
-              </w:rPr>
-            </w:pPr>
-            <w:r>
-              <w:rPr>
-                <w:rFonts w:eastAsia="华康简标题宋;宋体" w:hint="eastAsia"/>
-                <w:sz w:val="44"/>
-              </w:rPr>
-            </w:r>
-          </w:p>
-        </w:tc>
-      </w:tr>
-    </w:tbl>
     <w:p>
-      <w:pPr>
-        <w:pStyle w:val="Normal"/>
-        <w:spacing w:lineRule="exact" w:line="440"/>
-        <w:ind w:firstLineChars="200" w:startChars="0" w:start="0" w:endChars="0" w:end="0"/>
-        <w:rPr>
-          <w:rFonts w:ascii="仿宋_GB2312;仿宋" w:hAnsi="仿宋_GB2312;仿宋"/>
-          <w:sz w:val="28"/>
-          <w:szCs w:val="28"/>
-        </w:rPr>
-      </w:pPr>
       <w:r>
         <w:rPr>
-          <w:rFonts w:ascii="仿宋_GB2312;仿宋" w:hAnsi="仿宋_GB2312;仿宋" w:hint="eastAsia"/>
-          <w:sz w:val="28"/>
-          <w:szCs w:val="28"/>
+          <w:rFonts w:ascii="宋体" w:hAnsi="宋体" w:eastAsia="宋体"/>
         </w:rPr>
-        <w:t xml:space="preserve">此文书附卷。 </w:t>
+        <w:t>— 75 —</w:t>
       </w:r>
+    </w:p>
+    <w:p>
       <w:r>
-        <w:br w:type="page"/>
+        <w:rPr>
+          <w:rFonts w:ascii="宋体" w:hAnsi="宋体" w:eastAsia="宋体"/>
+        </w:rPr>
+        <w:t>式样四十二</w:t>
       </w:r>
     </w:p>
     <w:p>
       <w:pPr>
-        <w:pStyle w:val="Normal"/>
-        <w:numPr>
-          <w:ilvl w:val="0"/>
-          <w:numId w:val="0"/>
-        </w:numPr>
-        <w:spacing w:lineRule="exact" w:line="440"/>
-        <w:outlineLvl w:val="0"/>
-        <w:rPr>
-          <w:rFonts w:ascii="仿宋_GB2312;仿宋" w:hAnsi="仿宋_GB2312;仿宋" w:hint="eastAsia"/>
-          <w:sz w:val="28"/>
-          <w:szCs w:val="32"/>
-        </w:rPr>
+        <w:jc w:val="center"/>
       </w:pPr>
       <w:r>
         <w:rPr>
-          <w:rFonts w:hint="eastAsia" w:ascii="仿宋_GB2312;仿宋" w:hAnsi="仿宋_GB2312;仿宋"/>
-          <w:sz w:val="28"/>
-          <w:szCs w:val="32"/>
+          <w:rFonts w:ascii="宋体" w:hAnsi="宋体" w:eastAsia="宋体"/>
+          <w:b/>
+          <w:sz w:val="32"/>
         </w:rPr>
+        <w:t>担保人保证书</w:t>
       </w:r>
-      <w:bookmarkStart w:id="29" w:name="式样二十七"/>
-      <w:bookmarkEnd w:id="29"/>
     </w:p>
+    <w:p>
+      <w:r>
+        <w:rPr>
+          <w:rFonts w:ascii="宋体" w:hAnsi="宋体" w:eastAsia="宋体"/>
+        </w:rPr>
+        <w:t>担保人 性别 出生日期</w:t>
+      </w:r>
+    </w:p>
+    <w:p>
+      <w:r>
+        <w:rPr>
+          <w:rFonts w:ascii="宋体" w:hAnsi="宋体" w:eastAsia="宋体"/>
+        </w:rPr>
+        <w:t>工作单位 职业</w:t>
+      </w:r>
+    </w:p>
+    <w:p>
+      <w:r>
+        <w:rPr>
+          <w:rFonts w:ascii="宋体" w:hAnsi="宋体" w:eastAsia="宋体"/>
+        </w:rPr>
+        <w:t>现住址 联系电话</w:t>
+      </w:r>
+    </w:p>
+    <w:p>
+      <w:r>
+        <w:rPr>
+          <w:rFonts w:ascii="宋体" w:hAnsi="宋体" w:eastAsia="宋体"/>
+        </w:rPr>
+        <w:t>与被担保人关系</w:t>
+      </w:r>
+    </w:p>
+    <w:p>
+      <w:r>
+        <w:rPr>
+          <w:rFonts w:ascii="宋体" w:hAnsi="宋体" w:eastAsia="宋体"/>
+        </w:rPr>
+        <w:t>我愿担任违法行为人（被担保人） 的担保</w:t>
+      </w:r>
+    </w:p>
+    <w:p>
+      <w:r>
+        <w:rPr>
+          <w:rFonts w:ascii="宋体" w:hAnsi="宋体" w:eastAsia="宋体"/>
+        </w:rPr>
+        <w:t>人，保证履行以下义务：</w:t>
+      </w:r>
+    </w:p>
+    <w:p>
+      <w:r>
+        <w:rPr>
+          <w:rFonts w:ascii="宋体" w:hAnsi="宋体" w:eastAsia="宋体"/>
+        </w:rPr>
+        <w:t>（一）保证被担保人</w:t>
+      </w:r>
+    </w:p>
+    <w:p>
+      <w:r>
+        <w:rPr>
+          <w:rFonts w:ascii="宋体" w:hAnsi="宋体" w:eastAsia="宋体"/>
+        </w:rPr>
+        <w:t>1．未经决定机关批准不得离开所居住的市、县；</w:t>
+      </w:r>
+    </w:p>
+    <w:p>
+      <w:r>
+        <w:rPr>
+          <w:rFonts w:ascii="宋体" w:hAnsi="宋体" w:eastAsia="宋体"/>
+        </w:rPr>
+        <w:t>2．住址、工作单位和联系方式发生变动的，在二十四小时以内</w:t>
+      </w:r>
+    </w:p>
+    <w:p>
+      <w:r>
+        <w:rPr>
+          <w:rFonts w:ascii="宋体" w:hAnsi="宋体" w:eastAsia="宋体"/>
+        </w:rPr>
+        <w:t>向决定机关报告；</w:t>
+      </w:r>
+    </w:p>
+    <w:p>
+      <w:r>
+        <w:rPr>
+          <w:rFonts w:ascii="宋体" w:hAnsi="宋体" w:eastAsia="宋体"/>
+        </w:rPr>
+        <w:t>3．在行政复议和行政诉讼中不得干扰证人作证、伪造证据或者</w:t>
+      </w:r>
+    </w:p>
+    <w:p>
+      <w:r>
+        <w:rPr>
+          <w:rFonts w:ascii="宋体" w:hAnsi="宋体" w:eastAsia="宋体"/>
+        </w:rPr>
+        <w:t>串供；</w:t>
+      </w:r>
+    </w:p>
+    <w:p>
+      <w:r>
+        <w:rPr>
+          <w:rFonts w:ascii="宋体" w:hAnsi="宋体" w:eastAsia="宋体"/>
+        </w:rPr>
+        <w:t>4．不得逃避、拒绝或者阻碍处罚的执行。</w:t>
+      </w:r>
+    </w:p>
+    <w:p>
+      <w:r>
+        <w:rPr>
+          <w:rFonts w:ascii="宋体" w:hAnsi="宋体" w:eastAsia="宋体"/>
+        </w:rPr>
+        <w:t>（二）发现被担保人伪造证据、串供或者逃跑的，及时向公安</w:t>
+      </w:r>
+    </w:p>
+    <w:p>
+      <w:r>
+        <w:rPr>
+          <w:rFonts w:ascii="宋体" w:hAnsi="宋体" w:eastAsia="宋体"/>
+        </w:rPr>
+        <w:t>机关报告。</w:t>
+      </w:r>
+    </w:p>
+    <w:p>
+      <w:r>
+        <w:rPr>
+          <w:rFonts w:ascii="宋体" w:hAnsi="宋体" w:eastAsia="宋体"/>
+        </w:rPr>
+        <w:t>本人知晓、理解并愿意承担担保人的义务和相应的法律责任。</w:t>
+      </w:r>
+    </w:p>
+    <w:p>
+      <w:r>
+        <w:rPr>
+          <w:rFonts w:ascii="宋体" w:hAnsi="宋体" w:eastAsia="宋体"/>
+        </w:rPr>
+        <w:t>此致</w:t>
+      </w:r>
+    </w:p>
+    <w:p>
+      <w:r>
+        <w:rPr>
+          <w:rFonts w:ascii="宋体" w:hAnsi="宋体" w:eastAsia="宋体"/>
+        </w:rPr>
+        <w:t>公安（分）局</w:t>
+      </w:r>
+    </w:p>
+    <w:p>
+      <w:r>
+        <w:rPr>
+          <w:rFonts w:ascii="宋体" w:hAnsi="宋体" w:eastAsia="宋体"/>
+        </w:rPr>
+        <w:t>被担保人 担保人</w:t>
+      </w:r>
+    </w:p>
+    <w:p>
+      <w:r>
+        <w:rPr>
+          <w:rFonts w:ascii="宋体" w:hAnsi="宋体" w:eastAsia="宋体"/>
+        </w:rPr>
+        <w:t>年 月 日 年 月 日</w:t>
+      </w:r>
+    </w:p>
+    <w:p>
+      <w:r>
+        <w:rPr>
+          <w:rFonts w:ascii="宋体" w:hAnsi="宋体" w:eastAsia="宋体"/>
+        </w:rPr>
+        <w:t>此文书附卷。</w:t>
+      </w:r>
+    </w:p>
+    <w:sectPr>
+      <w:pgSz w:w="12240" w:h="15840"/>
+      <w:pgMar w:top="1440" w:right="1800" w:bottom="1440" w:left="1800" w:header="720" w:footer="720" w:gutter="0"/>
+      <w:cols w:space="720"/>
+      <w:docGrid w:linePitch="360"/>
+    </w:sectPr>
   </w:body>
 </w:document>
 </file>
@@ -1098,6 +572,10 @@
     <w:name w:val="Normal"/>
     <w:qFormat/>
     <w:rsid w:val="00FC693F"/>
+    <w:rPr>
+      <w:rFonts w:ascii="宋体" w:hAnsi="宋体"/>
+      <w:sz w:val="22"/>
+    </w:rPr>
   </w:style>
   <w:style w:type="paragraph" w:styleId="Header">
     <w:name w:val="header"/>
